--- a/plantillas/notarial/D0-NOT_Carta_Recomendaciones_Urgentes_v1.docx
+++ b/plantillas/notarial/D0-NOT_Carta_Recomendaciones_Urgentes_v1.docx
@@ -768,7 +768,7 @@
                 <w:sz w:val="18"/>
                 <w:szCs w:val="18"/>
               </w:rPr>
-              <w:t xml:space="preserve">&gt;$2,000,000 MXN</w:t>
+              <w:t xml:space="preserve">Hasta 2,000 UMA ($234,620)</w:t>
             </w:r>
           </w:p>
         </w:tc>
@@ -1022,7 +1022,7 @@
                 <w:sz w:val="18"/>
                 <w:szCs w:val="18"/>
               </w:rPr>
-              <w:t xml:space="preserve">&gt;$1,000,000 MXN</w:t>
+              <w:t xml:space="preserve">Hasta 2,000 UMA ($234,620)</w:t>
             </w:r>
           </w:p>
         </w:tc>
@@ -1149,7 +1149,7 @@
                 <w:sz w:val="18"/>
                 <w:szCs w:val="18"/>
               </w:rPr>
-              <w:t xml:space="preserve">&gt;$1,000,000 MXN</w:t>
+              <w:t xml:space="preserve">Hasta 2,000 UMA ($234,620)</w:t>
             </w:r>
           </w:p>
         </w:tc>
@@ -1276,7 +1276,7 @@
                 <w:sz w:val="18"/>
                 <w:szCs w:val="18"/>
               </w:rPr>
-              <w:t xml:space="preserve">&gt;$500,000 MXN</w:t>
+              <w:t xml:space="preserve">Hasta 2,000 UMA ($234,620)</w:t>
             </w:r>
           </w:p>
         </w:tc>
@@ -1403,7 +1403,7 @@
                 <w:sz w:val="18"/>
                 <w:szCs w:val="18"/>
               </w:rPr>
-              <w:t xml:space="preserve">&gt;$500,000 MXN</w:t>
+              <w:t xml:space="preserve">Hasta 2,000 UMA ($234,620)</w:t>
             </w:r>
           </w:p>
         </w:tc>
@@ -1530,7 +1530,7 @@
                 <w:sz w:val="18"/>
                 <w:szCs w:val="18"/>
               </w:rPr>
-              <w:t xml:space="preserve">&gt;$7,625,150 MXN o 100% del acto</w:t>
+              <w:t xml:space="preserve">10,000 a 65,000 UMA (desde $1,173,100) o 10%–100% del valor del acto</w:t>
             </w:r>
           </w:p>
         </w:tc>
@@ -1657,7 +1657,7 @@
                 <w:sz w:val="18"/>
                 <w:szCs w:val="18"/>
               </w:rPr>
-              <w:t xml:space="preserve">&gt;$250,000 MXN</w:t>
+              <w:t xml:space="preserve">Hasta 2,000 UMA ($234,620)</w:t>
             </w:r>
           </w:p>
         </w:tc>
@@ -1784,7 +1784,7 @@
                 <w:sz w:val="18"/>
                 <w:szCs w:val="18"/>
               </w:rPr>
-              <w:t xml:space="preserve">&gt;$250,000 MXN</w:t>
+              <w:t xml:space="preserve">Hasta 2,000 UMA ($234,620)</w:t>
             </w:r>
           </w:p>
         </w:tc>
@@ -1911,7 +1911,7 @@
                 <w:sz w:val="18"/>
                 <w:szCs w:val="18"/>
               </w:rPr>
-              <w:t xml:space="preserve">&gt;$500,000 MXN</w:t>
+              <w:t xml:space="preserve">Hasta 2,000 UMA ($234,620)</w:t>
             </w:r>
           </w:p>
         </w:tc>
@@ -2003,7 +2003,7 @@
           <w:sz w:val="21"/>
           <w:szCs w:val="21"/>
         </w:rPr>
-        <w:t xml:space="preserve">A diferencia de una inmobiliaria, el incumplimiento notarial no se agota en una multa económica. Conforme al artículo 58 LFPIORPI, cuando el SAT detecta "notorias deficiencias" en el cumplimiento, no sanciona directamente: notifica a la autoridad estatal competente sobre el ejercicio de la fe pública para que instaure su propio procedimiento — con consecuencias que se rigen por la Ley del Notariado de la entidad, y que pueden incluir la suspensión del ejercicio. [VERIFICAR: alcance exacto conforme a la Ley del Notariado del estado de adscripción.] Este riesgo, sumado a la exposición económica, hace que la regularización no sea solo una recomendación de cumplimiento sino una protección directa de la patente notarial.</w:t>
+        <w:t xml:space="preserve">A diferencia de una inmobiliaria, el incumplimiento notarial no se agota en una multa económica. Conforme al artículo 58 LFPIORPI, cuando la Secretaría determina "notorias deficiencias" en el cumplimiento, no sanciona directamente: notifica a la autoridad estatal competente sobre el ejercicio de la fe pública para que instaure su propio procedimiento — con consecuencias que se rigen por la Ley del Notariado de la entidad, y que pueden incluir la suspensión del ejercicio. [VERIFICAR: alcance exacto conforme a la Ley del Notariado del estado de adscripción.] Este riesgo, sumado a la exposición económica, hace que la regularización no sea solo una recomendación de cumplimiento sino una protección directa de la patente notarial.</w:t>
       </w:r>
     </w:p>
     <w:p>
@@ -2035,7 +2035,7 @@
           <w:sz w:val="21"/>
           <w:szCs w:val="21"/>
         </w:rPr>
-        <w:t xml:space="preserve">Conforme al artículo 55 LFPIORPI, la actuación espontánea permite reducir las multas hasta un 50% si la Notaría inicia el proceso de cumplimiento ANTES del inicio de las facultades de verificación del SAT, y reconoce expresamente la falta.</w:t>
+        <w:t xml:space="preserve">Conforme al artículo 55 LFPIORPI, si la Notaría cumple de manera espontánea y ANTES del inicio de las facultades de verificación de la Secretaría, y reconoce expresamente la falta, la autoridad se abstiene de sancionar, por única ocasión, el total de las infracciones; si el beneficio ya se ejerció, reduce hasta un 50% las multas.</w:t>
       </w:r>
     </w:p>
     <w:p/>
